--- a/hin/docx/49.content.docx
+++ b/hin/docx/49.content.docx
@@ -136,13 +136,6 @@
         <w:rPr>
           <w:lang w:val="hi_IN" w:bidi="hi_IN"/>
         </w:rPr>
-      </w:r>
-      <w:r>
-        <w:rPr>
-          <w:i/>
-          <w:lang w:val="hi_IN" w:bidi="hi_IN"/>
-        </w:rPr>
-        <w:t>इफिसियों 1:1, इफिसियों 1:3, इफिसियों 1:4, इफिसियों 1:4 (#2), इफिसियों 1:5, इफिसियों 1:6, इफिसियों 1:7, इफिसियों 1:10, इफिसियों 1:13, इफिसियों 1:14, इफिसियों 1:18, इफिसियों 1:20, इफिसियों 1:22, इफिसियों 1:22 (#2), इफिसियों 1:23, इफिसियों 2:1, इफिसियों 2:2, इफिसियों 2:3, इफिसियों 2:4, इफिसियों 2:5, इफिसियों 2:6, इफिसियों 2:7, इफिसियों 2:8, इफिसियों 2:9, इफिसियों 2:10, इफिसियों 2:12, इफिसियों 2:13, इफिसियों 2:14, इफिसियों 2:15, इफिसियों 2:18, इफिसियों 2:20, इफिसियों 2:21, इफिसियों 2:22, इफिसियों 3:2, इफिसियों 3:3, इफिसियों 3:5, इफिसियों 3:6, इफिसियों 3:7, इफिसियों 3:9, इफिसियों 3:10, इफिसियों 3:12, इफिसियों 3:15, इफिसियों 3:16, इफिसियों 3:18, इफिसियों 3:21, इफिसियों 4:1, इफिसियों 4:7, इफिसियों 4:11, इफिसियों 4:12, इफिसियों 4:14, इफिसियों 4:16, इफिसियों 4:17, इफिसियों 4:18, इफिसियों 4:19, इफिसियों 4:22, इफिसियों 4:24, इफिसियों 4:27, इफिसियों 4:28, इफिसियों 4:29, इफिसियों 4:30, इफिसियों 4:32, इफिसियों 5:1, इफिसियों 5:2, इफिसियों 5:3, इफिसियों 5:4, इफिसियों 5:5, इफिसियों 5:6, इफिसियों 5:9, इफिसियों 5:11, इफिसियों 5:13, इफिसियों 5:16, इफिसियों 5:18, इफिसियों 5:19, इफिसियों 5:22, इफिसियों 5:23, इफिसियों 5:26, इफिसियों 5:28, इफिसियों 5:29, इफिसियों 5:31, इफिसियों 5:32, इफिसियों 6:1, इफिसियों 6:4, इफिसियों 6:5, इफिसियों 6:8, इफिसियों 6:9, इफिसियों 6:11, इफिसियों 6:12, इफिसियों 6:13, इफिसियों 6:16, इफिसियों 6:17, इफिसियों 6:18, इफिसियों 6:19, इफिसियों 6:20, इफिसियों 6:23</w:t>
       </w:r>
       <w:r>
         <w:rPr>

--- a/hin/docx/49.content.docx
+++ b/hin/docx/49.content.docx
@@ -123,19 +123,6 @@
           <w:lang w:val="hi_IN" w:bidi="hi_IN"/>
         </w:rPr>
         <w:t>EPH</w:t>
-      </w:r>
-      <w:r>
-        <w:rPr>
-          <w:lang w:val="hi_IN" w:bidi="hi_IN"/>
-        </w:rPr>
-      </w:r>
-    </w:p>
-    <w:p>
-      <w:pPr/>
-      <w:r>
-        <w:rPr>
-          <w:lang w:val="hi_IN" w:bidi="hi_IN"/>
-        </w:rPr>
       </w:r>
       <w:r>
         <w:rPr>

--- a/hin/docx/49.content.docx
+++ b/hin/docx/49.content.docx
@@ -19,7 +19,7 @@
         <w:rPr>
           <w:lang w:val="hi_IN" w:bidi="hi_IN"/>
         </w:rPr>
-        <w:t>Resource: अनुवाद प्रश्न (unfoldingWord)</w:t>
+        <w:t>Resource: unfoldingWord® Translation Questions</w:t>
       </w:r>
       <w:r>
         <w:rPr>
@@ -85,7 +85,7 @@
         <w:rPr>
           <w:lang w:val="hi_IN" w:bidi="hi_IN"/>
         </w:rPr>
-        <w:t>अनुवाद प्रश्न (unfoldingWord)</w:t>
+        <w:t>unfoldingWord® Translation Questions</w:t>
       </w:r>
     </w:p>
     <w:p>
